--- a/Compiti_Funzioni_4L/Funzioni_Allenamento_4_Soluzioni_4L.docx
+++ b/Compiti_Funzioni_4L/Funzioni_Allenamento_4_Soluzioni_4L.docx
@@ -2177,7 +2177,7 @@
           <w:i/>
           <w:iCs/>
         </w:rPr>
-        <w:t xml:space="preserve">Fonte: pagg. 20–21 n. 96, 91, 44</w:t>
+        <w:t xml:space="preserve">Fonte: pagg. 19–20 n. 34, 41, 44 (eserciziario)</w:t>
       </w:r>
     </w:p>
     <w:p>
@@ -2245,40 +2245,36 @@
       </w:r>
       <m:oMath>
         <m:r>
-          <m:t>y=(</m:t>
+          <m:t>y=</m:t>
         </m:r>
-        <m:sSup>
-          <m:sSupPr/>
-          <m:e>
+        <m:f>
+          <m:num>
             <m:r>
-              <m:t>x</m:t>
+              <m:t>1</m:t>
             </m:r>
-          </m:e>
-          <m:sup>
+          </m:num>
+          <m:den>
+            <m:sSup>
+              <m:sSupPr/>
+              <m:e>
+                <m:r>
+                  <m:t>x</m:t>
+                </m:r>
+              </m:e>
+              <m:sup>
+                <m:r>
+                  <m:t>3</m:t>
+                </m:r>
+              </m:sup>
+            </m:sSup>
             <m:r>
-              <m:t>2</m:t>
+              <m:t>−25x</m:t>
             </m:r>
-          </m:sup>
-        </m:sSup>
-        <m:r>
-          <m:t>−x−2</m:t>
-        </m:r>
-        <m:sSup>
-          <m:sSupPr/>
-          <m:e>
-            <m:r>
-              <m:t>)</m:t>
-            </m:r>
-          </m:e>
-          <m:sup>
-            <m:r>
-              <m:t>−1</m:t>
-            </m:r>
-          </m:sup>
-        </m:sSup>
+          </m:den>
+        </m:f>
       </m:oMath>
       <w:r>
-        <w:t xml:space="preserve"> (n. 96)</w:t>
+        <w:t xml:space="preserve"> (n. 34)</w:t>
       </w:r>
     </w:p>
     <w:p>
@@ -2313,12 +2309,12 @@
           <m:deg/>
           <m:e>
             <m:r>
-              <m:t>x+4</m:t>
+              <m:t>x</m:t>
             </m:r>
           </m:e>
         </m:rad>
         <m:r>
-          <m:t>−</m:t>
+          <m:t>+</m:t>
         </m:r>
         <m:rad>
           <m:radPr>
@@ -2333,7 +2329,7 @@
         </m:rad>
       </m:oMath>
       <w:r>
-        <w:t xml:space="preserve"> (n. 91)</w:t>
+        <w:t xml:space="preserve"> (n. 41)</w:t>
       </w:r>
     </w:p>
     <w:p>
@@ -2438,78 +2434,44 @@
         </w:rPr>
         <w:t xml:space="preserve">a)  </w:t>
       </w:r>
+      <w:r>
+        <w:t xml:space="preserve">Raccolgo: </w:t>
+      </w:r>
       <m:oMath>
         <m:r>
-          <m:t>y=</m:t>
+          <m:t>x(</m:t>
         </m:r>
-        <m:f>
-          <m:num>
+        <m:sSup>
+          <m:sSupPr/>
+          <m:e>
             <m:r>
-              <m:t>1</m:t>
+              <m:t>x</m:t>
             </m:r>
-          </m:num>
-          <m:den>
-            <m:sSup>
-              <m:sSupPr/>
-              <m:e>
-                <m:r>
-                  <m:t>x</m:t>
-                </m:r>
-              </m:e>
-              <m:sup>
-                <m:r>
-                  <m:t>2</m:t>
-                </m:r>
-              </m:sup>
-            </m:sSup>
-            <m:r>
-              <m:t>−x−2</m:t>
-            </m:r>
-          </m:den>
-        </m:f>
-      </m:oMath>
-      <w:r>
-        <w:t xml:space="preserve">; </w:t>
-      </w:r>
-      <m:oMath>
-        <m:r>
-          <m:t>Δ=1+8=9</m:t>
-        </m:r>
-      </m:oMath>
-      <w:r>
-        <w:t xml:space="preserve">, </w:t>
-      </w:r>
-      <m:oMath>
-        <m:r>
-          <m:t>x=</m:t>
-        </m:r>
-        <m:f>
-          <m:num>
-            <m:r>
-              <m:t>1±3</m:t>
-            </m:r>
-          </m:num>
-          <m:den>
+          </m:e>
+          <m:sup>
             <m:r>
               <m:t>2</m:t>
             </m:r>
-          </m:den>
-        </m:f>
+          </m:sup>
+        </m:sSup>
+        <m:r>
+          <m:t>−25)=0</m:t>
+        </m:r>
       </m:oMath>
       <w:r>
         <w:t xml:space="preserve"> ⇒ </w:t>
       </w:r>
       <m:oMath>
         <m:r>
-          <m:t>−1</m:t>
+          <m:t>x=0</m:t>
         </m:r>
       </m:oMath>
       <w:r>
-        <w:t xml:space="preserve"> e </w:t>
+        <w:t xml:space="preserve"> oppure </w:t>
       </w:r>
       <m:oMath>
         <m:r>
-          <m:t>2</m:t>
+          <m:t>x=±5</m:t>
         </m:r>
       </m:oMath>
       <w:r>
@@ -2537,7 +2499,7 @@
       </w:r>
       <m:oMath>
         <m:r>
-          <m:t>D=ℝ−{−1; 2}</m:t>
+          <m:t>D=ℝ−{−5; 0; 5}</m:t>
         </m:r>
       </m:oMath>
     </w:p>
@@ -2562,19 +2524,11 @@
       </w:r>
       <m:oMath>
         <m:r>
-          <m:t>x+4≥0</m:t>
+          <m:t>x≥0</m:t>
         </m:r>
       </m:oMath>
       <w:r>
-        <w:t xml:space="preserve"> ⇒ </w:t>
-      </w:r>
-      <m:oMath>
-        <m:r>
-          <m:t>x≥−4</m:t>
-        </m:r>
-      </m:oMath>
-      <w:r>
-        <w:t xml:space="preserve">;  </w:t>
+        <w:t xml:space="preserve"> e </w:t>
       </w:r>
       <m:oMath>
         <m:r>
@@ -2590,7 +2544,7 @@
         </m:r>
       </m:oMath>
       <w:r>
-        <w:t xml:space="preserve">.</w:t>
+        <w:t xml:space="preserve">: a sistema.</w:t>
       </w:r>
     </w:p>
     <w:p>
@@ -2614,7 +2568,7 @@
       </w:r>
       <m:oMath>
         <m:r>
-          <m:t>D: −4≤x≤3</m:t>
+          <m:t>D: 0≤x≤3</m:t>
         </m:r>
       </m:oMath>
     </w:p>
@@ -4865,7 +4819,7 @@
           <w:i/>
           <w:iCs/>
         </w:rPr>
-        <w:t xml:space="preserve">Fonte: pag. 39 n. 343 (stesso grafico)</w:t>
+        <w:t xml:space="preserve">Fonte: pag. 33 n. 285 (eserciziario, stesso grafico)</w:t>
       </w:r>
     </w:p>
     <w:p>
@@ -4908,7 +4862,7 @@
         </m:r>
       </m:oMath>
       <w:r>
-        <w:t xml:space="preserve"> (gli estremi del grafico sono inclusi).</w:t>
+        <w:t xml:space="preserve">. Pallino pieno: punto incluso; pallino vuoto: punto escluso.</w:t>
       </w:r>
     </w:p>
     <w:p>
@@ -4978,23 +4932,15 @@
       </w:r>
       <m:oMath>
         <m:r>
-          <m:t>f(−3)</m:t>
+          <m:t>f(−1)</m:t>
         </m:r>
       </m:oMath>
       <w:r>
-        <w:t xml:space="preserve">, </w:t>
+        <w:t xml:space="preserve"> e </w:t>
       </w:r>
       <m:oMath>
         <m:r>
-          <m:t>f(4)</m:t>
-        </m:r>
-      </m:oMath>
-      <w:r>
-        <w:t xml:space="preserve"> e </w:t>
-      </w:r>
-      <m:oMath>
-        <m:r>
-          <m:t>f(6)</m:t>
+          <m:t>f(2)</m:t>
         </m:r>
       </m:oMath>
       <w:r>
@@ -5028,7 +4974,7 @@
         </m:r>
       </m:oMath>
       <w:r>
-        <w:t xml:space="preserve"> è crescente o decrescente?</w:t>
+        <w:t xml:space="preserve"> è crescente, decrescente, costante?</w:t>
       </w:r>
     </w:p>
     <w:p>
@@ -5054,7 +5000,7 @@
       </w:r>
       <m:oMath>
         <m:r>
-          <m:t>f(x)=1</m:t>
+          <m:t>f(x)=−2</m:t>
         </m:r>
       </m:oMath>
       <w:r>
@@ -5104,11 +5050,74 @@
           <w:bCs/>
           <w:color w:val="2E7D32"/>
         </w:rPr>
-        <w:t xml:space="preserve">        ➜  </w:t>
+        <w:t xml:space="preserve">a)  </w:t>
+      </w:r>
+      <w:r>
+        <w:t xml:space="preserve">Da </w:t>
       </w:r>
       <m:oMath>
         <m:r>
-          <m:t>D=[−8; 6]</m:t>
+          <m:t>x=−7</m:t>
+        </m:r>
+      </m:oMath>
+      <w:r>
+        <w:t xml:space="preserve"> a </w:t>
+      </w:r>
+      <m:oMath>
+        <m:r>
+          <m:t>x=5</m:t>
+        </m:r>
+      </m:oMath>
+      <w:r>
+        <w:t xml:space="preserve">; il primo tratto copre le </w:t>
+      </w:r>
+      <m:oMath>
+        <m:r>
+          <m:t>y</m:t>
+        </m:r>
+      </m:oMath>
+      <w:r>
+        <w:t xml:space="preserve"> da 2 a 6, il secondo da </w:t>
+      </w:r>
+      <m:oMath>
+        <m:r>
+          <m:t>−7</m:t>
+        </m:r>
+      </m:oMath>
+      <w:r>
+        <w:t xml:space="preserve"> a </w:t>
+      </w:r>
+      <m:oMath>
+        <m:r>
+          <m:t>1</m:t>
+        </m:r>
+      </m:oMath>
+      <w:r>
+        <w:t xml:space="preserve">.</w:t>
+      </w:r>
+    </w:p>
+    <w:p>
+      <w:pPr>
+        <w:keepNext/>
+        <w:keepLines/>
+        <w:pBdr>
+          <w:left w:val="single" w:color="2E7D32" w:sz="24" w:space="8"/>
+        </w:pBdr>
+        <w:shd w:fill="EAF4EA" w:color="auto" w:val="clear"/>
+        <w:spacing w:after="20" w:before="20"/>
+        <w:ind w:left="200" w:right="100"/>
+      </w:pPr>
+      <w:r>
+        <w:rPr>
+          <w:b/>
+          <w:bCs/>
+          <w:color w:val="2E7D32"/>
+        </w:rPr>
+        <w:t xml:space="preserve">        ➜  </w:t>
+      </w:r>
+      <m:oMath>
+        <m:r>
+          <m:t>D=[−7; 5]</m:t>
         </m:r>
       </m:oMath>
       <w:r>
@@ -5120,7 +5129,7 @@
       </w:r>
       <m:oMath>
         <m:r>
-          <m:t>I=[−4; 7]</m:t>
+          <m:t>I=[−7; 1]∪[2; 6]</m:t>
         </m:r>
       </m:oMath>
     </w:p>
@@ -5145,7 +5154,7 @@
       </w:r>
       <m:oMath>
         <m:r>
-          <m:t>x=−5</m:t>
+          <m:t>x=1</m:t>
         </m:r>
       </m:oMath>
       <w:r>
@@ -5153,7 +5162,7 @@
       </w:r>
       <m:oMath>
         <m:r>
-          <m:t>x=0</m:t>
+          <m:t>x=3</m:t>
         </m:r>
       </m:oMath>
       <w:r>
@@ -5181,23 +5190,15 @@
       </w:r>
       <m:oMath>
         <m:r>
-          <m:t>f(−3)=4</m:t>
+          <m:t>f(−1)=−5</m:t>
         </m:r>
       </m:oMath>
       <w:r>
-        <w:t xml:space="preserve">;  </w:t>
+        <w:t xml:space="preserve"> (vale il pallino pieno);  </w:t>
       </w:r>
       <m:oMath>
         <m:r>
-          <m:t>f(4)=7</m:t>
-        </m:r>
-      </m:oMath>
-      <w:r>
-        <w:t xml:space="preserve">;  </w:t>
-      </w:r>
-      <m:oMath>
-        <m:r>
-          <m:t>f(6)=3</m:t>
+          <m:t>f(2)=1</m:t>
         </m:r>
       </m:oMath>
       <w:r>
@@ -5224,11 +5225,11 @@
         <w:t xml:space="preserve">d)  </w:t>
       </w:r>
       <w:r>
-        <w:t xml:space="preserve">Crescente in </w:t>
+        <w:t xml:space="preserve">Decrescente in </w:t>
       </w:r>
       <m:oMath>
         <m:r>
-          <m:t>[−8; −3]</m:t>
+          <m:t>[−7; −4]</m:t>
         </m:r>
       </m:oMath>
       <w:r>
@@ -5236,23 +5237,21 @@
       </w:r>
       <m:oMath>
         <m:r>
-          <m:t>[0; 4]</m:t>
+          <m:t>[2; 5]</m:t>
         </m:r>
       </m:oMath>
       <w:r>
-        <w:t xml:space="preserve">; decrescente in </w:t>
+        <w:t xml:space="preserve">; costante in </w:t>
+      </w:r>
+      <w:r>
+        <w:t xml:space="preserve">[−4; −1)</w:t>
+      </w:r>
+      <w:r>
+        <w:t xml:space="preserve">; crescente in </w:t>
       </w:r>
       <m:oMath>
         <m:r>
-          <m:t>[−3; 0]</m:t>
-        </m:r>
-      </m:oMath>
-      <w:r>
-        <w:t xml:space="preserve"> e in </w:t>
-      </w:r>
-      <m:oMath>
-        <m:r>
-          <m:t>[4; 6]</m:t>
+          <m:t>[−1; 2]</m:t>
         </m:r>
       </m:oMath>
       <w:r>
@@ -5283,18 +5282,42 @@
       </w:r>
       <m:oMath>
         <m:r>
-          <m:t>y=1</m:t>
+          <m:t>y=−2</m:t>
         </m:r>
       </m:oMath>
       <w:r>
-        <w:t xml:space="preserve"> taglia la prima salita, la discesa verso l’origine e la seconda salita: </w:t>
+        <w:t xml:space="preserve"> taglia la salita da </w:t>
+      </w:r>
+      <m:oMath>
+        <m:r>
+          <m:t>(−1; −5)</m:t>
+        </m:r>
+      </m:oMath>
+      <w:r>
+        <w:t xml:space="preserve"> a </w:t>
+      </w:r>
+      <m:oMath>
+        <m:r>
+          <m:t>(2; 1)</m:t>
+        </m:r>
+      </m:oMath>
+      <w:r>
+        <w:t xml:space="preserve"> e la discesa fino a </w:t>
+      </w:r>
+      <m:oMath>
+        <m:r>
+          <m:t>(5; −7)</m:t>
+        </m:r>
+      </m:oMath>
+      <w:r>
+        <w:t xml:space="preserve">: </w:t>
       </w:r>
       <w:r>
         <w:rPr>
           <w:b/>
           <w:bCs/>
         </w:rPr>
-        <w:t xml:space="preserve">3 soluzioni</w:t>
+        <w:t xml:space="preserve">2 soluzioni</w:t>
       </w:r>
       <w:r>
         <w:t xml:space="preserve">.</w:t>
@@ -5834,7 +5857,7 @@
           <w:i/>
           <w:iCs/>
         </w:rPr>
-        <w:t xml:space="preserve">Fonte: pag. 18 n. 5; pag. 31 n. 268</w:t>
+        <w:t xml:space="preserve">Fonte: pag. 18 n. 11 e 13; pag. 31 n. 268</w:t>
       </w:r>
     </w:p>
     <w:p>
@@ -5891,51 +5914,52 @@
         <w:t xml:space="preserve">a)</w:t>
       </w:r>
       <w:r>
-        <w:t xml:space="preserve"> Data </w:t>
+        <w:t xml:space="preserve"> Data la funzione </w:t>
       </w:r>
       <m:oMath>
         <m:r>
           <m:t>f(x)=</m:t>
         </m:r>
-        <m:sSup>
-          <m:sSupPr/>
-          <m:e>
+        <m:f>
+          <m:num>
             <m:r>
-              <m:t>x</m:t>
+              <m:t>1</m:t>
             </m:r>
-          </m:e>
-          <m:sup>
+          </m:num>
+          <m:den>
+            <m:sSup>
+              <m:sSupPr/>
+              <m:e>
+                <m:r>
+                  <m:t>x</m:t>
+                </m:r>
+              </m:e>
+              <m:sup>
+                <m:r>
+                  <m:t>2</m:t>
+                </m:r>
+              </m:sup>
+            </m:sSup>
             <m:r>
-              <m:t>4</m:t>
+              <m:t>+2</m:t>
             </m:r>
-          </m:sup>
-        </m:sSup>
+          </m:den>
+        </m:f>
+      </m:oMath>
+      <w:r>
+        <w:t xml:space="preserve"> se </w:t>
+      </w:r>
+      <m:oMath>
         <m:r>
-          <m:t>−</m:t>
-        </m:r>
-        <m:sSup>
-          <m:sSupPr/>
-          <m:e>
-            <m:r>
-              <m:t>x</m:t>
-            </m:r>
-          </m:e>
-          <m:sup>
-            <m:r>
-              <m:t>2</m:t>
-            </m:r>
-          </m:sup>
-        </m:sSup>
-        <m:r>
-          <m:t>−1</m:t>
+          <m:t>x≤2</m:t>
         </m:r>
       </m:oMath>
       <w:r>
-        <w:t xml:space="preserve">, calcola </w:t>
+        <w:t xml:space="preserve">, </w:t>
       </w:r>
       <m:oMath>
         <m:r>
-          <m:t>f(−</m:t>
+          <m:t>f(x)=</m:t>
         </m:r>
         <m:rad>
           <m:radPr>
@@ -5943,13 +5967,47 @@
           </m:radPr>
           <m:deg/>
           <m:e>
+            <m:sSup>
+              <m:sSupPr/>
+              <m:e>
+                <m:r>
+                  <m:t>x</m:t>
+                </m:r>
+              </m:e>
+              <m:sup>
+                <m:r>
+                  <m:t>2</m:t>
+                </m:r>
+              </m:sup>
+            </m:sSup>
             <m:r>
-              <m:t>2</m:t>
+              <m:t>+1</m:t>
             </m:r>
           </m:e>
         </m:rad>
+      </m:oMath>
+      <w:r>
+        <w:t xml:space="preserve"> se </w:t>
+      </w:r>
+      <m:oMath>
         <m:r>
-          <m:t>)</m:t>
+          <m:t>x&gt;2</m:t>
+        </m:r>
+      </m:oMath>
+      <w:r>
+        <w:t xml:space="preserve">, calcola </w:t>
+      </w:r>
+      <m:oMath>
+        <m:r>
+          <m:t>f(2)</m:t>
+        </m:r>
+      </m:oMath>
+      <w:r>
+        <w:t xml:space="preserve"> e </w:t>
+      </w:r>
+      <m:oMath>
+        <m:r>
+          <m:t>f(3)</m:t>
         </m:r>
       </m:oMath>
       <w:r>
@@ -5979,31 +6037,15 @@
       </w:r>
       <m:oMath>
         <m:r>
-          <m:t>g(x)=</m:t>
-        </m:r>
-        <m:sSup>
-          <m:sSupPr/>
-          <m:e>
-            <m:r>
-              <m:t>x</m:t>
-            </m:r>
-          </m:e>
-          <m:sup>
-            <m:r>
-              <m:t>2</m:t>
-            </m:r>
-          </m:sup>
-        </m:sSup>
-        <m:r>
-          <m:t>−5x</m:t>
+          <m:t>g(x)=2x+4</m:t>
         </m:r>
       </m:oMath>
       <w:r>
-        <w:t xml:space="preserve">, trova le controimmagini di </w:t>
+        <w:t xml:space="preserve">, trova la controimmagine di </w:t>
       </w:r>
       <m:oMath>
         <m:r>
-          <m:t>−4</m:t>
+          <m:t>20</m:t>
         </m:r>
       </m:oMath>
       <w:r>
@@ -6103,7 +6145,58 @@
       </w:r>
       <m:oMath>
         <m:r>
-          <m:t>(−</m:t>
+          <m:t>2≤2</m:t>
+        </m:r>
+      </m:oMath>
+      <w:r>
+        <w:t xml:space="preserve"> ⇒ prima riga: </w:t>
+      </w:r>
+      <m:oMath>
+        <m:r>
+          <m:t>f(2)=</m:t>
+        </m:r>
+        <m:f>
+          <m:num>
+            <m:r>
+              <m:t>1</m:t>
+            </m:r>
+          </m:num>
+          <m:den>
+            <m:r>
+              <m:t>4+2</m:t>
+            </m:r>
+          </m:den>
+        </m:f>
+        <m:r>
+          <m:t>=</m:t>
+        </m:r>
+        <m:f>
+          <m:num>
+            <m:r>
+              <m:t>1</m:t>
+            </m:r>
+          </m:num>
+          <m:den>
+            <m:r>
+              <m:t>6</m:t>
+            </m:r>
+          </m:den>
+        </m:f>
+      </m:oMath>
+      <w:r>
+        <w:t xml:space="preserve">;  </w:t>
+      </w:r>
+      <m:oMath>
+        <m:r>
+          <m:t>3&gt;2</m:t>
+        </m:r>
+      </m:oMath>
+      <w:r>
+        <w:t xml:space="preserve"> ⇒ seconda riga: </w:t>
+      </w:r>
+      <m:oMath>
+        <m:r>
+          <m:t>f(3)=</m:t>
         </m:r>
         <m:rad>
           <m:radPr>
@@ -6112,33 +6205,12 @@
           <m:deg/>
           <m:e>
             <m:r>
-              <m:t>2</m:t>
+              <m:t>9+1</m:t>
             </m:r>
           </m:e>
         </m:rad>
-        <m:sSup>
-          <m:sSupPr/>
-          <m:e>
-            <m:r>
-              <m:t>)</m:t>
-            </m:r>
-          </m:e>
-          <m:sup>
-            <m:r>
-              <m:t>4</m:t>
-            </m:r>
-          </m:sup>
-        </m:sSup>
         <m:r>
-          <m:t>=4</m:t>
-        </m:r>
-      </m:oMath>
-      <w:r>
-        <w:t xml:space="preserve">, </w:t>
-      </w:r>
-      <m:oMath>
-        <m:r>
-          <m:t>(−</m:t>
+          <m:t>=</m:t>
         </m:r>
         <m:rad>
           <m:radPr>
@@ -6147,34 +6219,10 @@
           <m:deg/>
           <m:e>
             <m:r>
-              <m:t>2</m:t>
+              <m:t>10</m:t>
             </m:r>
           </m:e>
         </m:rad>
-        <m:sSup>
-          <m:sSupPr/>
-          <m:e>
-            <m:r>
-              <m:t>)</m:t>
-            </m:r>
-          </m:e>
-          <m:sup>
-            <m:r>
-              <m:t>2</m:t>
-            </m:r>
-          </m:sup>
-        </m:sSup>
-        <m:r>
-          <m:t>=2</m:t>
-        </m:r>
-      </m:oMath>
-      <w:r>
-        <w:t xml:space="preserve"> ⇒ </w:t>
-      </w:r>
-      <m:oMath>
-        <m:r>
-          <m:t>4−2−1=1</m:t>
-        </m:r>
       </m:oMath>
       <w:r>
         <w:t xml:space="preserve">.</w:t>
@@ -6200,65 +6248,24 @@
         <w:t xml:space="preserve">b)  </w:t>
       </w:r>
       <m:oMath>
-        <m:sSup>
-          <m:sSupPr/>
-          <m:e>
-            <m:r>
-              <m:t>x</m:t>
-            </m:r>
-          </m:e>
-          <m:sup>
-            <m:r>
-              <m:t>2</m:t>
-            </m:r>
-          </m:sup>
-        </m:sSup>
         <m:r>
-          <m:t>−5x+4=0</m:t>
+          <m:t>2x+4=20</m:t>
         </m:r>
       </m:oMath>
       <w:r>
-        <w:t xml:space="preserve">, </w:t>
+        <w:t xml:space="preserve"> ⇒ </w:t>
       </w:r>
       <m:oMath>
         <m:r>
-          <m:t>Δ=9</m:t>
+          <m:t>2x=16</m:t>
         </m:r>
       </m:oMath>
       <w:r>
-        <w:t xml:space="preserve">, </w:t>
+        <w:t xml:space="preserve"> ⇒ </w:t>
       </w:r>
       <m:oMath>
         <m:r>
-          <m:t>x=</m:t>
-        </m:r>
-        <m:f>
-          <m:num>
-            <m:r>
-              <m:t>5±3</m:t>
-            </m:r>
-          </m:num>
-          <m:den>
-            <m:r>
-              <m:t>2</m:t>
-            </m:r>
-          </m:den>
-        </m:f>
-      </m:oMath>
-      <w:r>
-        <w:t xml:space="preserve"> ⇒ </w:t>
-      </w:r>
-      <m:oMath>
-        <m:r>
-          <m:t>x=1</m:t>
-        </m:r>
-      </m:oMath>
-      <w:r>
-        <w:t xml:space="preserve">, </w:t>
-      </w:r>
-      <m:oMath>
-        <m:r>
-          <m:t>x=4</m:t>
+          <m:t>x=8</m:t>
         </m:r>
       </m:oMath>
       <w:r>
@@ -6895,7 +6902,7 @@
           <w:i/>
           <w:iCs/>
         </w:rPr>
-        <w:t xml:space="preserve">Fonte: pag. 34 n. 293; pag. 36 n. 315</w:t>
+        <w:t xml:space="preserve">Fonte: pag. 34 n. 294; pag. 36 n. 314 (ripetuti)</w:t>
       </w:r>
     </w:p>
     <w:p>
@@ -6956,7 +6963,23 @@
       </w:r>
       <m:oMath>
         <m:r>
-          <m:t>f(x)=2x</m:t>
+          <m:t>f(x)=</m:t>
+        </m:r>
+        <m:sSup>
+          <m:sSupPr/>
+          <m:e>
+            <m:r>
+              <m:t>x</m:t>
+            </m:r>
+          </m:e>
+          <m:sup>
+            <m:r>
+              <m:t>2</m:t>
+            </m:r>
+          </m:sup>
+        </m:sSup>
+        <m:r>
+          <m:t>+4</m:t>
         </m:r>
       </m:oMath>
       <w:r>
@@ -6964,22 +6987,7 @@
       </w:r>
       <m:oMath>
         <m:r>
-          <m:t>g(x)=</m:t>
-        </m:r>
-        <m:f>
-          <m:num>
-            <m:r>
-              <m:t>1</m:t>
-            </m:r>
-          </m:num>
-          <m:den>
-            <m:r>
-              <m:t>4</m:t>
-            </m:r>
-          </m:den>
-        </m:f>
-        <m:r>
-          <m:t>x−1</m:t>
+          <m:t>g(x)=3x−2</m:t>
         </m:r>
       </m:oMath>
       <w:r>
@@ -7027,19 +7035,22 @@
         <m:r>
           <m:t>h(x)=</m:t>
         </m:r>
-        <m:rad>
-          <m:radPr/>
-          <m:deg>
+        <m:sSup>
+          <m:sSupPr/>
+          <m:e>
+            <m:r>
+              <m:t>x</m:t>
+            </m:r>
+          </m:e>
+          <m:sup>
             <m:r>
               <m:t>3</m:t>
             </m:r>
-          </m:deg>
-          <m:e>
-            <m:r>
-              <m:t>x+3</m:t>
-            </m:r>
-          </m:e>
-        </m:rad>
+          </m:sup>
+        </m:sSup>
+        <m:r>
+          <m:t>−1</m:t>
+        </m:r>
       </m:oMath>
       <w:r>
         <w:t xml:space="preserve">.</w:t>
@@ -7092,75 +7103,79 @@
       </w:r>
       <m:oMath>
         <m:r>
-          <m:t>(f∘g)(x)=2(</m:t>
+          <m:t>(f∘g)(x)=(3x−2</m:t>
         </m:r>
-        <m:f>
-          <m:num>
+        <m:sSup>
+          <m:sSupPr/>
+          <m:e>
             <m:r>
-              <m:t>1</m:t>
+              <m:t>)</m:t>
             </m:r>
-          </m:num>
-          <m:den>
-            <m:r>
-              <m:t>4</m:t>
-            </m:r>
-          </m:den>
-        </m:f>
-        <m:r>
-          <m:t>x−1)=</m:t>
-        </m:r>
-        <m:f>
-          <m:num>
-            <m:r>
-              <m:t>1</m:t>
-            </m:r>
-          </m:num>
-          <m:den>
+          </m:e>
+          <m:sup>
             <m:r>
               <m:t>2</m:t>
             </m:r>
-          </m:den>
-        </m:f>
+          </m:sup>
+        </m:sSup>
         <m:r>
-          <m:t>x−2</m:t>
+          <m:t>+4=9</m:t>
         </m:r>
-      </m:oMath>
-      <w:r>
-        <w:t xml:space="preserve">;  </w:t>
-      </w:r>
-      <m:oMath>
-        <m:r>
-          <m:t>(g∘f)(x)=</m:t>
-        </m:r>
-        <m:f>
-          <m:num>
+        <m:sSup>
+          <m:sSupPr/>
+          <m:e>
             <m:r>
-              <m:t>1</m:t>
+              <m:t>x</m:t>
             </m:r>
-          </m:num>
-          <m:den>
-            <m:r>
-              <m:t>4</m:t>
-            </m:r>
-          </m:den>
-        </m:f>
-        <m:r>
-          <m:t>·2x−1=</m:t>
-        </m:r>
-        <m:f>
-          <m:num>
-            <m:r>
-              <m:t>1</m:t>
-            </m:r>
-          </m:num>
-          <m:den>
+          </m:e>
+          <m:sup>
             <m:r>
               <m:t>2</m:t>
             </m:r>
-          </m:den>
-        </m:f>
+          </m:sup>
+        </m:sSup>
         <m:r>
-          <m:t>x−1</m:t>
+          <m:t>−12x+8</m:t>
+        </m:r>
+      </m:oMath>
+      <w:r>
+        <w:t xml:space="preserve">;  </w:t>
+      </w:r>
+      <m:oMath>
+        <m:r>
+          <m:t>(g∘f)(x)=3(</m:t>
+        </m:r>
+        <m:sSup>
+          <m:sSupPr/>
+          <m:e>
+            <m:r>
+              <m:t>x</m:t>
+            </m:r>
+          </m:e>
+          <m:sup>
+            <m:r>
+              <m:t>2</m:t>
+            </m:r>
+          </m:sup>
+        </m:sSup>
+        <m:r>
+          <m:t>+4)−2=3</m:t>
+        </m:r>
+        <m:sSup>
+          <m:sSupPr/>
+          <m:e>
+            <m:r>
+              <m:t>x</m:t>
+            </m:r>
+          </m:e>
+          <m:sup>
+            <m:r>
+              <m:t>2</m:t>
+            </m:r>
+          </m:sup>
+        </m:sSup>
+        <m:r>
+          <m:t>+10</m:t>
         </m:r>
       </m:oMath>
       <w:r>
@@ -7190,29 +7205,11 @@
         <m:r>
           <m:t>x=</m:t>
         </m:r>
-        <m:rad>
-          <m:radPr/>
-          <m:deg>
-            <m:r>
-              <m:t>3</m:t>
-            </m:r>
-          </m:deg>
-          <m:e>
-            <m:r>
-              <m:t>y+3</m:t>
-            </m:r>
-          </m:e>
-        </m:rad>
-      </m:oMath>
-      <w:r>
-        <w:t xml:space="preserve"> ⇒ </w:t>
-      </w:r>
-      <m:oMath>
         <m:sSup>
           <m:sSupPr/>
           <m:e>
             <m:r>
-              <m:t>x</m:t>
+              <m:t>y</m:t>
             </m:r>
           </m:e>
           <m:sup>
@@ -7222,7 +7219,28 @@
           </m:sup>
         </m:sSup>
         <m:r>
-          <m:t>=y+3</m:t>
+          <m:t>−1</m:t>
+        </m:r>
+      </m:oMath>
+      <w:r>
+        <w:t xml:space="preserve"> ⇒ </w:t>
+      </w:r>
+      <m:oMath>
+        <m:sSup>
+          <m:sSupPr/>
+          <m:e>
+            <m:r>
+              <m:t>y</m:t>
+            </m:r>
+          </m:e>
+          <m:sup>
+            <m:r>
+              <m:t>3</m:t>
+            </m:r>
+          </m:sup>
+        </m:sSup>
+        <m:r>
+          <m:t>=x+1</m:t>
         </m:r>
       </m:oMath>
       <w:r>
@@ -7245,22 +7263,19 @@
         <m:r>
           <m:t>(x)=</m:t>
         </m:r>
-        <m:sSup>
-          <m:sSupPr/>
-          <m:e>
-            <m:r>
-              <m:t>x</m:t>
-            </m:r>
-          </m:e>
-          <m:sup>
+        <m:rad>
+          <m:radPr/>
+          <m:deg>
             <m:r>
               <m:t>3</m:t>
             </m:r>
-          </m:sup>
-        </m:sSup>
-        <m:r>
-          <m:t>−3</m:t>
-        </m:r>
+          </m:deg>
+          <m:e>
+            <m:r>
+              <m:t>x+1</m:t>
+            </m:r>
+          </m:e>
+        </m:rad>
       </m:oMath>
       <w:r>
         <w:t xml:space="preserve">.</w:t>
@@ -8586,7 +8601,7 @@
           <w:i/>
           <w:iCs/>
         </w:rPr>
-        <w:t xml:space="preserve">Fonte: pag. 21 n. 98</w:t>
+        <w:t xml:space="preserve">Fonte: pag. 21 n. 98 (eserciziario)</w:t>
       </w:r>
     </w:p>
     <w:p>
@@ -10686,7 +10701,7 @@
           <w:i/>
           <w:iCs/>
         </w:rPr>
-        <w:t xml:space="preserve">Fonte: pag. 34 n. 301</w:t>
+        <w:t xml:space="preserve">Fonte: pag. 34 n. 297 (eserciziario, ripetuto)</w:t>
       </w:r>
     </w:p>
     <w:p>
@@ -10725,21 +10740,8 @@
       </w:r>
       <m:oMath>
         <m:r>
-          <m:t>f(x)=</m:t>
+          <m:t>f(x)=2x−1</m:t>
         </m:r>
-        <m:sSup>
-          <m:sSupPr/>
-          <m:e>
-            <m:r>
-              <m:t>x</m:t>
-            </m:r>
-          </m:e>
-          <m:sup>
-            <m:r>
-              <m:t>2</m:t>
-            </m:r>
-          </m:sup>
-        </m:sSup>
       </m:oMath>
       <w:r>
         <w:t xml:space="preserve"> e </w:t>
@@ -10755,7 +10757,7 @@
           <m:deg/>
           <m:e>
             <m:r>
-              <m:t>x</m:t>
+              <m:t>x−2</m:t>
             </m:r>
           </m:e>
         </m:rad>
@@ -10787,7 +10789,7 @@
         </m:r>
       </m:oMath>
       <w:r>
-        <w:t xml:space="preserve"> con il loro dominio. Sono uguali?</w:t>
+        <w:t xml:space="preserve"> con il loro dominio.</w:t>
       </w:r>
     </w:p>
     <w:p>
@@ -11314,7 +11316,7 @@
           <w:i/>
           <w:iCs/>
         </w:rPr>
-        <w:t xml:space="preserve">Fonte: pag. 21 n. 116</w:t>
+        <w:t xml:space="preserve">Fonte: pag. 40 n. 352 (ripetuto)</w:t>
       </w:r>
     </w:p>
     <w:p>
@@ -11349,46 +11351,65 @@
         <w:ind w:left="200" w:right="100"/>
       </w:pPr>
       <w:r>
+        <w:t xml:space="preserve">Data </w:t>
+      </w:r>
+      <m:oMath>
+        <m:r>
+          <m:t>f(x)=</m:t>
+        </m:r>
+        <m:f>
+          <m:num>
+            <m:r>
+              <m:t>x+a</m:t>
+            </m:r>
+          </m:num>
+          <m:den>
+            <m:r>
+              <m:t>x+b</m:t>
+            </m:r>
+          </m:den>
+        </m:f>
+      </m:oMath>
+      <w:r>
+        <w:t xml:space="preserve">, </w:t>
+      </w:r>
+      <w:r>
         <w:rPr>
           <w:b/>
           <w:bCs/>
         </w:rPr>
-        <w:t xml:space="preserve">Determina</w:t>
+        <w:t xml:space="preserve">determina</w:t>
       </w:r>
       <w:r>
         <w:t xml:space="preserve"> </w:t>
       </w:r>
       <m:oMath>
         <m:r>
-          <m:t>k</m:t>
+          <m:t>a</m:t>
         </m:r>
       </m:oMath>
       <w:r>
-        <w:t xml:space="preserve"> in modo che </w:t>
+        <w:t xml:space="preserve"> e </w:t>
       </w:r>
       <m:oMath>
         <m:r>
-          <m:t>y=</m:t>
+          <m:t>b</m:t>
         </m:r>
-        <m:f>
-          <m:num>
-            <m:r>
-              <m:t>1</m:t>
-            </m:r>
-          </m:num>
-          <m:den>
-            <m:r>
-              <m:t>kx−1</m:t>
-            </m:r>
-          </m:den>
-        </m:f>
       </m:oMath>
       <w:r>
-        <w:t xml:space="preserve"> abbia dominio </w:t>
+        <w:t xml:space="preserve"> in modo che il dominio sia </w:t>
       </w:r>
       <m:oMath>
         <m:r>
-          <m:t>ℝ−{2}</m:t>
+          <m:t>ℝ−{−3}</m:t>
+        </m:r>
+      </m:oMath>
+      <w:r>
+        <w:t xml:space="preserve"> e </w:t>
+      </w:r>
+      <m:oMath>
+        <m:r>
+          <m:t>f(0)=6</m:t>
         </m:r>
       </m:oMath>
       <w:r>
@@ -11943,7 +11964,7 @@
           <w:i/>
           <w:iCs/>
         </w:rPr>
-        <w:t xml:space="preserve">Fonte: pag. 37 n. 335</w:t>
+        <w:t xml:space="preserve">Fonte: pag. 37 n. 328 (ripetuto)</w:t>
       </w:r>
     </w:p>
     <w:p>
@@ -11978,18 +11999,55 @@
         <w:ind w:left="200" w:right="100"/>
       </w:pPr>
       <w:r>
-        <w:t xml:space="preserve">La funzione </w:t>
+        <w:t xml:space="preserve">Quale funzione ha dominio </w:t>
+      </w:r>
+      <m:oMath>
+        <m:r>
+          <m:t>ℝ</m:t>
+        </m:r>
+      </m:oMath>
+      <w:r>
+        <w:t xml:space="preserve">? </w:t>
+      </w:r>
+      <w:r>
+        <w:rPr>
+          <w:b/>
+          <w:bCs/>
+        </w:rPr>
+        <w:t xml:space="preserve">Motiva</w:t>
+      </w:r>
+      <w:r>
+        <w:t xml:space="preserve"> la risposta.</w:t>
+      </w:r>
+    </w:p>
+    <w:p>
+      <w:pPr>
+        <w:keepNext w:val="false"/>
+        <w:keepLines/>
+        <w:pBdr>
+          <w:left w:val="single" w:color="2E75B6" w:sz="24" w:space="8"/>
+        </w:pBdr>
+        <w:shd w:fill="E7EEF8" w:color="auto" w:val="clear"/>
+        <w:spacing w:after="20" w:before="20"/>
+        <w:ind w:left="200" w:right="100"/>
+      </w:pPr>
+      <w:r>
+        <w:t xml:space="preserve">A </w:t>
       </w:r>
       <m:oMath>
         <m:r>
           <m:t>y=</m:t>
         </m:r>
-        <m:rad>
-          <m:radPr>
-            <m:degHide m:val="1"/>
-          </m:radPr>
-          <m:deg/>
-          <m:e>
+        <m:f>
+          <m:num>
+            <m:r>
+              <m:t>1</m:t>
+            </m:r>
+          </m:num>
+          <m:den>
+            <m:r>
+              <m:t>3</m:t>
+            </m:r>
             <m:sSup>
               <m:sSupPr/>
               <m:e>
@@ -12004,71 +12062,155 @@
               </m:sup>
             </m:sSup>
             <m:r>
-              <m:t>+2x+k</m:t>
+              <m:t>−2x−1</m:t>
             </m:r>
-          </m:e>
-        </m:rad>
+          </m:den>
+        </m:f>
       </m:oMath>
       <w:r>
-        <w:t xml:space="preserve"> è definita in tutto </w:t>
+        <w:t xml:space="preserve">    B </w:t>
       </w:r>
       <m:oMath>
         <m:r>
-          <m:t>ℝ</m:t>
+          <m:t>y=</m:t>
         </m:r>
+        <m:f>
+          <m:num>
+            <m:r>
+              <m:t>1</m:t>
+            </m:r>
+          </m:num>
+          <m:den>
+            <m:rad>
+              <m:radPr>
+                <m:degHide m:val="1"/>
+              </m:radPr>
+              <m:deg/>
+              <m:e>
+                <m:sSup>
+                  <m:sSupPr/>
+                  <m:e>
+                    <m:r>
+                      <m:t>x</m:t>
+                    </m:r>
+                  </m:e>
+                  <m:sup>
+                    <m:r>
+                      <m:t>2</m:t>
+                    </m:r>
+                  </m:sup>
+                </m:sSup>
+                <m:r>
+                  <m:t>+2x+1</m:t>
+                </m:r>
+              </m:e>
+            </m:rad>
+          </m:den>
+        </m:f>
       </m:oMath>
       <w:r>
-        <w:t xml:space="preserve"> se e solo se: </w:t>
-      </w:r>
-      <w:r>
-        <w:rPr>
-          <w:b/>
-          <w:bCs/>
-        </w:rPr>
-        <w:t xml:space="preserve">motiva</w:t>
-      </w:r>
-      <w:r>
-        <w:t xml:space="preserve"> la risposta.</w:t>
-      </w:r>
-    </w:p>
-    <w:p>
-      <w:pPr>
-        <w:keepNext w:val="false"/>
-        <w:keepLines/>
-        <w:pBdr>
-          <w:left w:val="single" w:color="2E75B6" w:sz="24" w:space="8"/>
-        </w:pBdr>
-        <w:shd w:fill="E7EEF8" w:color="auto" w:val="clear"/>
-        <w:spacing w:after="20" w:before="20"/>
-        <w:ind w:left="200" w:right="100"/>
-      </w:pPr>
-      <w:r>
-        <w:t xml:space="preserve">A </w:t>
+        <w:t xml:space="preserve">    C </w:t>
       </w:r>
       <m:oMath>
         <m:r>
-          <m:t>k&gt;1</m:t>
+          <m:t>y=</m:t>
         </m:r>
+        <m:f>
+          <m:num>
+            <m:r>
+              <m:t>1</m:t>
+            </m:r>
+          </m:num>
+          <m:den>
+            <m:rad>
+              <m:radPr>
+                <m:degHide m:val="1"/>
+              </m:radPr>
+              <m:deg/>
+              <m:e>
+                <m:r>
+                  <m:t>3</m:t>
+                </m:r>
+                <m:sSup>
+                  <m:sSupPr/>
+                  <m:e>
+                    <m:r>
+                      <m:t>x</m:t>
+                    </m:r>
+                  </m:e>
+                  <m:sup>
+                    <m:r>
+                      <m:t>2</m:t>
+                    </m:r>
+                  </m:sup>
+                </m:sSup>
+                <m:r>
+                  <m:t>−2x+1</m:t>
+                </m:r>
+              </m:e>
+            </m:rad>
+          </m:den>
+        </m:f>
       </m:oMath>
       <w:r>
-        <w:t xml:space="preserve">    B </w:t>
+        <w:t xml:space="preserve">    D </w:t>
       </w:r>
       <m:oMath>
         <m:r>
-          <m:t>k≤1</m:t>
+          <m:t>y=</m:t>
         </m:r>
+        <m:f>
+          <m:num>
+            <m:r>
+              <m:t>1</m:t>
+            </m:r>
+          </m:num>
+          <m:den>
+            <m:rad>
+              <m:radPr/>
+              <m:deg>
+                <m:r>
+                  <m:t>3</m:t>
+                </m:r>
+              </m:deg>
+              <m:e>
+                <m:r>
+                  <m:t>(</m:t>
+                </m:r>
+                <m:sSup>
+                  <m:sSupPr/>
+                  <m:e>
+                    <m:r>
+                      <m:t>x</m:t>
+                    </m:r>
+                  </m:e>
+                  <m:sup>
+                    <m:r>
+                      <m:t>2</m:t>
+                    </m:r>
+                  </m:sup>
+                </m:sSup>
+                <m:r>
+                  <m:t>−1</m:t>
+                </m:r>
+                <m:sSup>
+                  <m:sSupPr/>
+                  <m:e>
+                    <m:r>
+                      <m:t>)</m:t>
+                    </m:r>
+                  </m:e>
+                  <m:sup>
+                    <m:r>
+                      <m:t>2</m:t>
+                    </m:r>
+                  </m:sup>
+                </m:sSup>
+              </m:e>
+            </m:rad>
+          </m:den>
+        </m:f>
       </m:oMath>
-      <w:r>
-        <w:t xml:space="preserve">    C </w:t>
-      </w:r>
-      <m:oMath>
-        <m:r>
-          <m:t>k≥1</m:t>
-        </m:r>
-      </m:oMath>
-      <w:r>
-        <w:t xml:space="preserve">    D nessuna delle altre</w:t>
-      </w:r>
     </w:p>
     <w:p>
       <w:pPr>
